--- a/zht/docx/45.content.docx
+++ b/zht/docx/45.content.docx
@@ -163,13 +163,6 @@
         <w:rPr>
           <w:lang w:val="zh_TW" w:bidi="zh_TW"/>
         </w:rPr>
-      </w:r>
-      <w:r>
-        <w:rPr>
-          <w:i/>
-          <w:lang w:val="zh_TW" w:bidi="zh_TW"/>
-        </w:rPr>
-        <w:t>羅馬書 1:1, 羅馬書 1:1–17, 羅馬書 1:3, 羅馬書 1:3–4, 羅馬書 1:4, 羅馬書 1:5, 羅馬書 1:7, 羅馬書 1:9, 羅馬書 1:11, 羅馬書 1:13, 羅馬書 1:14, 羅馬書 1:16, 羅馬書 1:17, 羅馬書 1:18, 羅馬書 1:18–3.20, 羅馬書 1:21, 羅馬書 1:24, 羅馬書 1:26, 羅馬書 1:27, 羅馬書 1:28, 羅馬書 1:29–31, 羅馬書 1:32, 羅馬書 2:1–5, 羅馬書 2:4, 羅馬書 2:6–11, 羅馬書 2:7, 羅馬書 2:8, 羅馬書 2:12, 羅馬書 2:13, 羅馬書 2:14–15, 羅馬書 2:16, 羅馬書 2:17–20, 羅馬書 2:21–22, 羅馬書 2:22, 羅馬書 2:24, 羅馬書 2:25, 羅馬書 2:26, 羅馬書 2:29, 羅馬書 3:1, 羅馬書 3:2, 羅馬書 3:4, 羅馬書 3:5–7, 羅馬書 3:8, 羅馬書 3:9, 羅馬書 3:10–12, 羅馬書 3:10–18, 羅馬書 3:13–14, 羅馬書 3:15–17, 羅馬書 3:18, 羅馬書 3:19, 羅馬書 3:20, 羅馬書 3:21–22, 羅馬書 3:21–4:25, 羅馬書 3:24, 羅馬書 3:25, 羅馬書 3:29–30, 羅馬書 3:31, 羅馬書 4:1, 羅馬書 4:3, 羅馬書 4:4–5, 羅馬書 4:7–8, 羅馬書 4:10, 羅馬書 4:11–12, 羅馬書 4:13, 羅馬書 4:14, 羅馬書 4:15, 羅馬書 4:16, 羅馬書 4:24, 羅馬書 5:1, 羅馬書 5:1–8:39, 羅馬書 5:2, 羅馬書 5:3–4, 羅馬書 5:5, 羅馬書 5:6, 羅馬書 5:9, 羅馬書 5:10, 羅馬書 5:12, 羅馬書 5:13–14, 羅馬書 5:15, 羅馬書 5:17, 羅馬書 5:18, 羅馬書 5:20, 羅馬書 6:1, 羅馬書 6:2, 羅馬書 6:3, 羅馬書 6:4, 羅馬書 6:6, 羅馬書 6:8, 羅馬書 6:10, 羅馬書 6:14, 羅馬書 6:15, 羅馬書 6:16, 羅馬書 6:19, 羅馬書 6:20, 羅馬書 6:21, 羅馬書 7:1, 羅馬書 7:2–3, 羅馬書 7:4, 羅馬書 7:5, 羅馬書 7:6, 羅馬書 7:7–25, 羅馬書 7:8, 羅馬書 7:9, 羅馬書 7:10, 羅馬書 7:11, 羅馬書 7:17, 羅馬書 7:18, 羅馬書 7:21, 羅馬書 7:22, 羅馬書 7:23, 羅馬書 7:24, 羅馬書 8:1, 羅馬書 8:2, 羅馬書 8:3, 羅馬書 8:4, 羅馬書 8:5, 羅馬書 8:6, 羅馬書 8:9, 羅馬書 8:10, 羅馬書 8:11, 羅馬書 8:13, 羅馬書 8:14, 羅馬書 8:15, 羅馬書 8:17, 羅馬書 8:19–21, 羅馬書 8:22, 羅馬書 8:23, 羅馬書 8:26, 羅馬書 8:30, 羅馬書 8:31, 羅馬書 8:32, 羅馬書 9:1–11:36, 羅馬書 9:2–3, 羅馬書 9:3, 羅馬書 9:4, 羅馬書 9:5, 羅馬書 9:6, 羅馬書 9:7, 羅馬書 9:10–11, 羅馬書 9:12, 羅馬書 9:13, 羅馬書 9:14–16, 羅馬書 9:15, 羅馬書 9:17, 羅馬書 9:18, 羅馬書 9:20–21, 羅馬書 9:24–26, 羅馬書 9:27–28, 羅馬書 9:29, 羅馬書 9:31, 羅馬書 9:32–33, 羅馬書 9:33, 羅馬書 10:2, 羅馬書 10:3, 羅馬書 10:4, 羅馬書 10:5, 羅馬書 10:6–8, 羅馬書 10:13, 羅馬書 10:14, 羅馬書 10:18, 羅馬書 10:19, 羅馬書 10:20, 羅馬書 11:2, 羅馬書 11:5, 羅馬書 11:7–8, 羅馬書 11:11, 羅馬書 11:13–14, 羅馬書 11:15, 羅馬書 11:16, 羅馬書 11:17–24, 羅馬書 11:18, 羅馬書 11:20, 羅馬書 11:22, 羅馬書 11:24, 羅馬書 11:25, 羅馬書 11:26–27, 羅馬書 11:32, 羅馬書 11:36, 羅馬書 12:1, 羅馬書 12:1–15:13, 羅馬書 12:2, 羅馬書 12:3, 羅馬書 12:4–5, 羅馬書 12:6, 羅馬書 12:7, 羅馬書 12:8, 羅馬書 12:9–21, 羅馬書 12:10, 羅馬書 12:11, 羅馬書 12:12, 羅馬書 12:13, 羅馬書 12:14, 羅馬書 12:16, 羅馬書 12:18, 羅馬書 12:20–21, 羅馬書 13:1–2, 羅馬書 13:3, 羅馬書 13:4, 羅馬書 13:5, 羅馬書 13:6, 羅馬書 13:8, 羅馬書 13:8–10, 羅馬書 13:11, 羅馬書 13:12–13, 羅馬書 14:1, 羅馬書 14:1–15:7, 羅馬書 14:2, 羅馬書 14:3–4, 羅馬書 14:5, 羅馬書 14:7, 羅馬書 14:9, 羅馬書 14:10, 羅馬書 14:11, 羅馬書 14:13, 羅馬書 14:14, 羅馬書 14:15, 羅馬書 14:20, 羅馬書 14:21, 羅馬書 14:22, 羅馬書 14:23, 羅馬書 15:1–4, 羅馬書 15:2, 羅馬書 15:3, 羅馬書 15:4, 羅馬書 15:5–6, 羅馬書 15:7, 羅馬書 15:8–9, 羅馬書 15:9–12, 羅馬書 15:14, 羅馬書 15:14–16:27, 羅馬書 15:15–16, 羅馬書 15:16, 羅馬書 15:19, 羅馬書 15:24, 羅馬書 15:25–28, 羅馬書 15:26, 羅馬書 15:27, 羅馬書 15:31, 羅馬書 15:33, 羅馬書 16:1, 羅馬書 16:1–16, 羅馬書 16:2, 羅馬書 16:3, 羅馬書 16:3–16, 羅馬書 16:5, 羅馬書 16:7, 羅馬書 16:10, 羅馬書 16:13, 羅馬書 16:16, 羅馬書 16:17, 羅馬書 16:20, 羅馬書 16:21, 羅馬書 16:22, 羅馬書 16:23, 羅馬書 16:25, 羅馬書 16:25–27, 羅馬書 16:26</w:t>
       </w:r>
       <w:r>
         <w:rPr>

--- a/zht/docx/45.content.docx
+++ b/zht/docx/45.content.docx
@@ -150,19 +150,6 @@
           <w:lang w:val="zh_TW" w:bidi="zh_TW"/>
         </w:rPr>
         <w:t>ROM</w:t>
-      </w:r>
-      <w:r>
-        <w:rPr>
-          <w:lang w:val="zh_TW" w:bidi="zh_TW"/>
-        </w:rPr>
-      </w:r>
-    </w:p>
-    <w:p>
-      <w:pPr/>
-      <w:r>
-        <w:rPr>
-          <w:lang w:val="zh_TW" w:bidi="zh_TW"/>
-        </w:rPr>
       </w:r>
       <w:r>
         <w:rPr>

--- a/zht/docx/45.content.docx
+++ b/zht/docx/45.content.docx
@@ -19,7 +19,7 @@
         <w:rPr>
           <w:lang w:val="zh_TW" w:bidi="zh_TW"/>
         </w:rPr>
-        <w:t>Resource: 研讀筆記 (Tyndale)</w:t>
+        <w:t>Resource: Tyndale Open Study Notes</w:t>
       </w:r>
       <w:r>
         <w:rPr>
@@ -112,7 +112,7 @@
         <w:rPr>
           <w:lang w:val="zh_TW" w:bidi="zh_TW"/>
         </w:rPr>
-        <w:t>研讀筆記 (Tyndale)</w:t>
+        <w:t>Tyndale Open Study Notes</w:t>
       </w:r>
     </w:p>
     <w:p>

--- a/zht/docx/45.content.docx
+++ b/zht/docx/45.content.docx
@@ -19,7 +19,7 @@
         <w:rPr>
           <w:lang w:val="zh_TW" w:bidi="zh_TW"/>
         </w:rPr>
-        <w:t>Resource: Tyndale Open Study Notes</w:t>
+        <w:t>Resource: Aquifer Open Study Notes</w:t>
       </w:r>
       <w:r>
         <w:rPr>
@@ -112,7 +112,7 @@
         <w:rPr>
           <w:lang w:val="zh_TW" w:bidi="zh_TW"/>
         </w:rPr>
-        <w:t>Tyndale Open Study Notes</w:t>
+        <w:t>Aquifer Open Study Notes</w:t>
       </w:r>
     </w:p>
     <w:p>
